--- a/REPRODUCTION_GUIDE.docx
+++ b/REPRODUCTION_GUIDE.docx
@@ -58,7 +58,7 @@
           <w:sz w:val="22"/>
           <w:szCs w:val="22"/>
         </w:rPr>
-        <w:t xml:space="preserve">All analyses run in Python 3.10. The core dependencies and pinned versions are:</w:t>
+        <w:t xml:space="preserve">All analyses run in Python 3.10. The core dependencies (tested/minimum versions; ANARCI and abnumber are pinned exactly, others use minimum-version constraints) are:</w:t>
       </w:r>
     </w:p>
     <w:p>
@@ -458,7 +458,7 @@
           <w:sz w:val="22"/>
           <w:szCs w:val="22"/>
         </w:rPr>
-        <w:t xml:space="preserve">Figure 1 is produced by figures/make_figure1.py.</w:t>
+        <w:t xml:space="preserve">Figure 1 is produced by figures_revision/make_figure1.py.</w:t>
       </w:r>
     </w:p>
     <w:p>
@@ -510,7 +510,7 @@
           <w:sz w:val="22"/>
           <w:szCs w:val="22"/>
         </w:rPr>
-        <w:t xml:space="preserve">Figure 2: figures/make_figure2.py. Supplementary Figure S1 (distributions by label): make_figureS1.py.</w:t>
+        <w:t xml:space="preserve">Figure 2: figures_revision/make_figure2.py. Supplementary Figure S1 (distributions of all 20 Figure-2 features across the entire retained NbBench dataset, n=141,204, by label): run make_figureS1_notebook.ipynb in chen_validation/.</w:t>
       </w:r>
     </w:p>
     <w:p>
@@ -609,7 +609,7 @@
           <w:sz w:val="22"/>
           <w:szCs w:val="22"/>
         </w:rPr>
-        <w:t xml:space="preserve">Fully reproduced by the notebook </w:t>
+        <w:t xml:space="preserve">Fully reproduced by the canonical notebook </w:t>
       </w:r>
       <w:r>
         <w:rPr>
@@ -625,7 +625,7 @@
           <w:sz w:val="22"/>
           <w:szCs w:val="22"/>
         </w:rPr>
-        <w:t xml:space="preserve"> (Google Colab, CPU runtime, ~10-15 min). Steps:</w:t>
+        <w:t xml:space="preserve"> (Google Colab, CPU runtime, ~15 min), which performs ANARCI annotation and the common-test evaluation in a single run. Steps:</w:t>
       </w:r>
     </w:p>
     <w:p>
@@ -679,7 +679,7 @@
           <w:sz w:val="22"/>
           <w:szCs w:val="22"/>
         </w:rPr>
-        <w:t xml:space="preserve">Sample 80,000 class-balanced VH sequences; annotate CDR-H1/H2/H3 with ANARCI (IMGT). 79,999 succeed.</w:t>
+        <w:t xml:space="preserve">Sample 80,000 class-balanced VH sequences (40,000 per class, random_state=42); annotate CDR-H1/H2/H3 with ANARCI (IMGT). 79,999 succeed.</w:t>
       </w:r>
     </w:p>
     <w:p>
@@ -715,7 +715,7 @@
           <w:sz w:val="22"/>
           <w:szCs w:val="22"/>
         </w:rPr>
-        <w:t xml:space="preserve">Mode A (frozen transfer): apply the NbBench Model 1 coefficients with zero refit. AUROC 0.780 [0.777, 0.783], AUPRC 0.768.</w:t>
+        <w:t xml:space="preserve">Frozen zero-shot transfer (external validation): apply the NbBench Model 1 coefficients with zero refit. On the common held-out test set (n=16,000): AUROC 0.785 [0.777, 0.791], AUPRC 0.774. Scored on all 79,999 annotated antibodies (reported parenthetically): AUROC 0.781 [0.777, 0.783], AUPRC 0.768.</w:t>
       </w:r>
     </w:p>
     <w:p>
@@ -733,7 +733,7 @@
           <w:sz w:val="22"/>
           <w:szCs w:val="22"/>
         </w:rPr>
-        <w:t xml:space="preserve">Mode B (refit family): refit the 13-feature family on Chen (80/20 split). AUROC 0.892, AUPRC 0.896.</w:t>
+        <w:t xml:space="preserve">Within-Chen recalibration (exploratory upper bound): refit the 13-feature family on the 80% training portion, evaluate on the common held-out test set. AUROC 0.892, AUPRC 0.896.</w:t>
       </w:r>
     </w:p>
     <w:p>
@@ -751,7 +751,7 @@
           <w:sz w:val="22"/>
           <w:szCs w:val="22"/>
         </w:rPr>
-        <w:t xml:space="preserve">Mode C (full refit): all 52 features, upper bound. AUROC 0.975.</w:t>
+        <w:t xml:space="preserve">Full 52-feature refit (upper bound), common test: AUROC 0.975, AUPRC 0.975. Charge baselines on common test: full-sequence charge AUROC 0.903 / AUPRC 0.892.</w:t>
       </w:r>
     </w:p>
     <w:p>
@@ -769,7 +769,7 @@
           <w:sz w:val="22"/>
           <w:szCs w:val="22"/>
         </w:rPr>
-        <w:t xml:space="preserve">Charge baselines and coefficient sign comparison for Figure 5C. Figure 5: make_figure5.py, reading chen_anarci_results.json.</w:t>
+        <w:t xml:space="preserve">Every Figure 5A,B bar is evaluated on the same common held-out test set. The coefficient-conservation panel (Figure 5C) compares NbBench and Chen coefficient signs. Figure 5 is produced by make_figure5.py, which reads chen_fig5_merged.json.</w:t>
       </w:r>
     </w:p>
     <w:p>
@@ -908,7 +908,7 @@
                 <w:sz w:val="20"/>
                 <w:szCs w:val="20"/>
               </w:rPr>
-              <w:t xml:space="preserve">figures/make_figure1.py</w:t>
+              <w:t xml:space="preserve">figures_revision/make_figure1.py</w:t>
             </w:r>
           </w:p>
         </w:tc>
@@ -964,7 +964,7 @@
                 <w:sz w:val="20"/>
                 <w:szCs w:val="20"/>
               </w:rPr>
-              <w:t xml:space="preserve">figures/make_figure2.py</w:t>
+              <w:t xml:space="preserve">figures_revision/make_figure2.py</w:t>
             </w:r>
           </w:p>
         </w:tc>
@@ -1020,7 +1020,7 @@
                 <w:sz w:val="20"/>
                 <w:szCs w:val="20"/>
               </w:rPr>
-              <w:t xml:space="preserve">figures/make_figure3.py</w:t>
+              <w:t xml:space="preserve">figures_revision/make_figure3.py</w:t>
             </w:r>
           </w:p>
         </w:tc>
@@ -1047,7 +1047,7 @@
                 <w:sz w:val="20"/>
                 <w:szCs w:val="20"/>
               </w:rPr>
-              <w:t xml:space="preserve">Figure 3 (leaderboard AUROC/AUPRC) — PDF + 350 dpi TIFF</w:t>
+              <w:t xml:space="preserve">Figure 3 (performance comparison) — PDF + 350 dpi TIFF</w:t>
             </w:r>
           </w:p>
         </w:tc>
@@ -1076,7 +1076,7 @@
                 <w:sz w:val="20"/>
                 <w:szCs w:val="20"/>
               </w:rPr>
-              <w:t xml:space="preserve">figures/make_figure4.py</w:t>
+              <w:t xml:space="preserve">figures_revision/make_figure4.py</w:t>
             </w:r>
           </w:p>
         </w:tc>
@@ -1132,7 +1132,7 @@
                 <w:sz w:val="20"/>
                 <w:szCs w:val="20"/>
               </w:rPr>
-              <w:t xml:space="preserve">make_figure5.py</w:t>
+              <w:t xml:space="preserve">figures_revision/make_figure5.py</w:t>
             </w:r>
           </w:p>
         </w:tc>
@@ -1159,7 +1159,7 @@
                 <w:sz w:val="20"/>
                 <w:szCs w:val="20"/>
               </w:rPr>
-              <w:t xml:space="preserve">Figure 5 (Chen validation, panels A/B/C) — PDF + 350 dpi TIFF</w:t>
+              <w:t xml:space="preserve">Figure 5 (Chen validation, common-test A/B/C) — PDF + 350 dpi TIFF</w:t>
             </w:r>
           </w:p>
         </w:tc>
@@ -1350,7 +1350,7 @@
           <w:sz w:val="19"/>
           <w:szCs w:val="19"/>
         </w:rPr>
-        <w:t xml:space="preserve">  chen_validation/     chen_anarci_validation.ipynb, chen_harness.py,</w:t>
+        <w:t xml:space="preserve">  chen_validation/     chen_anarci_validation.ipynb (canonical),</w:t>
       </w:r>
     </w:p>
     <w:p>
@@ -1368,7 +1368,7 @@
           <w:sz w:val="19"/>
           <w:szCs w:val="19"/>
         </w:rPr>
-        <w:t xml:space="preserve">                       chen_anarci_results.json, make_figure5.py,</w:t>
+        <w:t xml:space="preserve">                       make_figureS1_notebook.ipynb, chen_harness.py,</w:t>
       </w:r>
     </w:p>
     <w:p>
@@ -1386,7 +1386,7 @@
           <w:sz w:val="19"/>
           <w:szCs w:val="19"/>
         </w:rPr>
-        <w:t xml:space="preserve">                       make_figureS1.py, README.md</w:t>
+        <w:t xml:space="preserve">                       chen_fig5_merged.json, make_figure5.py,</w:t>
       </w:r>
     </w:p>
     <w:p>
@@ -1404,7 +1404,7 @@
           <w:sz w:val="19"/>
           <w:szCs w:val="19"/>
         </w:rPr>
-        <w:t xml:space="preserve">  figures_revision/    all 6 figures as PDF + 350 dpi TIFF</w:t>
+        <w:t xml:space="preserve">                       make_figureS1.py, README.md</w:t>
       </w:r>
     </w:p>
     <w:p>
@@ -1422,6 +1422,24 @@
           <w:sz w:val="19"/>
           <w:szCs w:val="19"/>
         </w:rPr>
+        <w:t xml:space="preserve">  figures_revision/    FINAL R1 figure set: all 6 figures (PDF+TIFF)</w:t>
+      </w:r>
+    </w:p>
+    <w:p>
+      <w:pPr>
+        <w:pBdr>
+          <w:left w:val="single" w:color="CCCCCC" w:sz="14" w:space="120"/>
+        </w:pBdr>
+        <w:shd w:fill="F4F4F4" w:val="clear"/>
+        <w:spacing w:after="40" w:line="260"/>
+        <w:ind w:left="200"/>
+      </w:pPr>
+      <w:r>
+        <w:rPr>
+          <w:rFonts w:ascii="Consolas" w:cs="Consolas" w:eastAsia="Consolas" w:hAnsi="Consolas"/>
+          <w:sz w:val="19"/>
+          <w:szCs w:val="19"/>
+        </w:rPr>
         <w:t xml:space="preserve">  LICENSE (MIT), README.md</w:t>
       </w:r>
     </w:p>
@@ -1451,7 +1469,7 @@
           <w:sz w:val="22"/>
           <w:szCs w:val="22"/>
         </w:rPr>
-        <w:t xml:space="preserve">Primary benchmark results (Sections 3.1-3.7, Tables, Figures 1-4): run the repository notebooks in order on the NbBench data. External validation (Section 3.8, Figure 5): open chen_validation/chen_anarci_validation.ipynb in Google Colab (CPU) and Run all. All numbers, coefficients, and figures regenerate from fixed seeds.</w:t>
+        <w:t xml:space="preserve">Primary benchmark results (Sections 3.1-3.7, Tables, Figures 1-4): run the repository notebooks in order on the NbBench data. External validation (Section 3.8, Figure 5): open the canonical chen_validation/chen_anarci_validation.ipynb in Google Colab (CPU) and Run all; it reproduces both the parenthetical all-79,999 frozen score and the common held-out test set (n=16,000) for every Figure 5A,B bar. All numbers regenerate from fixed seeds (random_state=42).</w:t>
       </w:r>
     </w:p>
     <w:sectPr>
